--- a/docs/operations/ACR Companion — reviewer instructions.docx
+++ b/docs/operations/ACR Companion — reviewer instructions.docx
@@ -929,6 +929,399 @@
         <w:t xml:space="preserve">info@acragent.com</w:t>
       </w:r>
     </w:p>
+    <w:p>
+      <w:r>
+        <w:br w:type="page"/>
+      </w:r>
+    </w:p>
+    <w:p>
+      <w:pPr>
+        <w:spacing w:after="80"/>
+      </w:pPr>
+      <w:r>
+        <w:rPr>
+          <w:b/>
+          <w:bCs/>
+          <w:color w:val="1A202C"/>
+          <w:sz w:val="40"/>
+          <w:szCs w:val="40"/>
+        </w:rPr>
+        <w:t xml:space="preserve">Appendix</w:t>
+      </w:r>
+    </w:p>
+    <w:p>
+      <w:pPr>
+        <w:spacing w:after="80"/>
+      </w:pPr>
+      <w:r>
+        <w:rPr>
+          <w:color w:val="5A6478"/>
+          <w:sz w:val="26"/>
+          <w:szCs w:val="26"/>
+        </w:rPr>
+        <w:t xml:space="preserve">What ACR is, and the other versions</w:t>
+      </w:r>
+    </w:p>
+    <w:p>
+      <w:pPr>
+        <w:pBdr>
+          <w:bottom w:val="single" w:color="D7DDE8" w:sz="6" w:space="1"/>
+        </w:pBdr>
+        <w:spacing w:after="240" w:before="120"/>
+      </w:pPr>
+    </w:p>
+    <w:p>
+      <w:pPr>
+        <w:spacing w:after="160" w:line="288"/>
+      </w:pPr>
+      <w:r>
+        <w:t xml:space="preserve">The </w:t>
+      </w:r>
+      <w:r>
+        <w:rPr>
+          <w:b/>
+          <w:bCs/>
+        </w:rPr>
+        <w:t xml:space="preserve">ACR platform</w:t>
+      </w:r>
+      <w:r>
+        <w:t xml:space="preserve"> assesses a cancer diagnosis from twenty clinical answers. A formal ontology of several hundred clinical rules does the reasoning, AI agents explain how it reached its conclusion, and an optional Bayesian layer adds probabilities and uncertainty bounds. </w:t>
+      </w:r>
+      <w:r>
+        <w:rPr>
+          <w:b/>
+          <w:bCs/>
+        </w:rPr>
+        <w:t xml:space="preserve">ACR Companion</w:t>
+      </w:r>
+      <w:r>
+        <w:t xml:space="preserve"> is the mobile companion to that platform — the same five screens and twenty fields, on a phone. Breast cancer is implemented today; a prostate cancer ontology is being added as of October 2026. The project’s website is </w:t>
+      </w:r>
+      <w:r>
+        <w:rPr>
+          <w:b/>
+          <w:bCs/>
+        </w:rPr>
+        <w:t xml:space="preserve">www.acragent.com</w:t>
+      </w:r>
+      <w:r>
+        <w:t xml:space="preserve">.</w:t>
+      </w:r>
+    </w:p>
+    <w:p>
+      <w:pPr>
+        <w:pStyle w:val="Heading2"/>
+        <w:spacing w:after="140" w:before="360"/>
+      </w:pPr>
+      <w:r>
+        <w:rPr>
+          <w:b/>
+          <w:bCs/>
+          <w:color w:val="1A202C"/>
+          <w:sz w:val="26"/>
+          <w:szCs w:val="26"/>
+        </w:rPr>
+        <w:t xml:space="preserve">Getting the app</w:t>
+      </w:r>
+    </w:p>
+    <w:p>
+      <w:pPr>
+        <w:spacing w:after="160" w:line="288"/>
+      </w:pPr>
+      <w:r>
+        <w:t xml:space="preserve">One address covers all of it: </w:t>
+      </w:r>
+      <w:r>
+        <w:rPr>
+          <w:b/>
+          <w:bCs/>
+        </w:rPr>
+        <w:t xml:space="preserve">www.acragent.com</w:t>
+      </w:r>
+      <w:r>
+        <w:t xml:space="preserve">. Sign in there and the download options appear — you will not see them until you do. Then choose the version you need.</w:t>
+      </w:r>
+    </w:p>
+    <w:tbl>
+      <w:tblPr>
+        <w:tblW w:type="dxa" w:w="9000"/>
+        <w:tblBorders>
+          <w:top w:val="single" w:color="auto" w:sz="4"/>
+          <w:left w:val="single" w:color="auto" w:sz="4"/>
+          <w:bottom w:val="single" w:color="auto" w:sz="4"/>
+          <w:right w:val="single" w:color="auto" w:sz="4"/>
+          <w:insideH w:val="single" w:color="auto" w:sz="4"/>
+          <w:insideV w:val="single" w:color="auto" w:sz="4"/>
+        </w:tblBorders>
+      </w:tblPr>
+      <w:tblGrid>
+        <w:gridCol w:w="2600"/>
+        <w:gridCol w:w="6400"/>
+      </w:tblGrid>
+      <w:tr>
+        <w:tc>
+          <w:tcPr>
+            <w:tcW w:type="dxa" w:w="2600"/>
+            <w:shd w:fill="F4F6FA" w:val="clear"/>
+            <w:tcMar>
+              <w:top w:type="dxa" w:w="100"/>
+              <w:left w:type="dxa" w:w="140"/>
+              <w:bottom w:type="dxa" w:w="100"/>
+              <w:right w:type="dxa" w:w="140"/>
+            </w:tcMar>
+          </w:tcPr>
+          <w:p>
+            <w:pPr>
+              <w:spacing w:after="0" w:line="276"/>
+            </w:pPr>
+            <w:r>
+              <w:rPr>
+                <w:b/>
+                <w:bCs/>
+              </w:rPr>
+              <w:t xml:space="preserve">iPhone</w:t>
+            </w:r>
+          </w:p>
+        </w:tc>
+        <w:tc>
+          <w:tcPr>
+            <w:tcW w:type="dxa" w:w="6400"/>
+            <w:shd w:fill="F4F6FA" w:val="clear"/>
+            <w:tcMar>
+              <w:top w:type="dxa" w:w="100"/>
+              <w:left w:type="dxa" w:w="140"/>
+              <w:bottom w:type="dxa" w:w="100"/>
+              <w:right w:type="dxa" w:w="140"/>
+            </w:tcMar>
+          </w:tcPr>
+          <w:p>
+            <w:pPr>
+              <w:spacing w:after="0" w:line="276"/>
+            </w:pPr>
+            <w:r>
+              <w:rPr>
+                <w:b w:val="false"/>
+                <w:bCs w:val="false"/>
+              </w:rPr>
+              <w:t xml:space="preserve">You are already being invited. The four steps on the previous pages are all you need.</w:t>
+            </w:r>
+          </w:p>
+        </w:tc>
+      </w:tr>
+      <w:tr>
+        <w:tc>
+          <w:tcPr>
+            <w:tcW w:type="dxa" w:w="2600"/>
+            <w:tcMar>
+              <w:top w:type="dxa" w:w="100"/>
+              <w:left w:type="dxa" w:w="140"/>
+              <w:bottom w:type="dxa" w:w="100"/>
+              <w:right w:type="dxa" w:w="140"/>
+            </w:tcMar>
+          </w:tcPr>
+          <w:p>
+            <w:pPr>
+              <w:spacing w:after="0" w:line="276"/>
+            </w:pPr>
+            <w:r>
+              <w:rPr>
+                <w:b/>
+                <w:bCs/>
+              </w:rPr>
+              <w:t xml:space="preserve">Android</w:t>
+            </w:r>
+          </w:p>
+        </w:tc>
+        <w:tc>
+          <w:tcPr>
+            <w:tcW w:type="dxa" w:w="6400"/>
+            <w:tcMar>
+              <w:top w:type="dxa" w:w="100"/>
+              <w:left w:type="dxa" w:w="140"/>
+              <w:bottom w:type="dxa" w:w="100"/>
+              <w:right w:type="dxa" w:w="140"/>
+            </w:tcMar>
+          </w:tcPr>
+          <w:p>
+            <w:pPr>
+              <w:spacing w:after="0" w:line="276"/>
+            </w:pPr>
+            <w:r>
+              <w:rPr>
+                <w:b w:val="false"/>
+                <w:bCs w:val="false"/>
+              </w:rPr>
+              <w:t xml:space="preserve">Choose Android after signing in. We send you a </w:t>
+            </w:r>
+            <w:r>
+              <w:rPr>
+                <w:b w:val="false"/>
+                <w:bCs w:val="false"/>
+              </w:rPr>
+              <w:t xml:space="preserve">download code</w:t>
+            </w:r>
+            <w:r>
+              <w:rPr>
+                <w:b w:val="false"/>
+                <w:bCs w:val="false"/>
+              </w:rPr>
+              <w:t xml:space="preserve"> to use on that page.</w:t>
+            </w:r>
+          </w:p>
+        </w:tc>
+      </w:tr>
+      <w:tr>
+        <w:tc>
+          <w:tcPr>
+            <w:tcW w:type="dxa" w:w="2600"/>
+            <w:shd w:fill="F4F6FA" w:val="clear"/>
+            <w:tcMar>
+              <w:top w:type="dxa" w:w="100"/>
+              <w:left w:type="dxa" w:w="140"/>
+              <w:bottom w:type="dxa" w:w="100"/>
+              <w:right w:type="dxa" w:w="140"/>
+            </w:tcMar>
+          </w:tcPr>
+          <w:p>
+            <w:pPr>
+              <w:spacing w:after="0" w:line="276"/>
+            </w:pPr>
+            <w:r>
+              <w:rPr>
+                <w:b/>
+                <w:bCs/>
+              </w:rPr>
+              <w:t xml:space="preserve">WeChat mini-program</w:t>
+            </w:r>
+          </w:p>
+        </w:tc>
+        <w:tc>
+          <w:tcPr>
+            <w:tcW w:type="dxa" w:w="6400"/>
+            <w:shd w:fill="F4F6FA" w:val="clear"/>
+            <w:tcMar>
+              <w:top w:type="dxa" w:w="100"/>
+              <w:left w:type="dxa" w:w="140"/>
+              <w:bottom w:type="dxa" w:w="100"/>
+              <w:right w:type="dxa" w:w="140"/>
+            </w:tcMar>
+          </w:tcPr>
+          <w:p>
+            <w:pPr>
+              <w:spacing w:after="0" w:line="276"/>
+            </w:pPr>
+            <w:r>
+              <w:rPr>
+                <w:b w:val="false"/>
+                <w:bCs w:val="false"/>
+              </w:rPr>
+              <w:t xml:space="preserve">Also available, for use inside China. Just ask.</w:t>
+            </w:r>
+          </w:p>
+        </w:tc>
+      </w:tr>
+    </w:tbl>
+    <w:p>
+      <w:pPr>
+        <w:pStyle w:val="Heading2"/>
+        <w:spacing w:after="140" w:before="360"/>
+      </w:pPr>
+      <w:r>
+        <w:rPr>
+          <w:b/>
+          <w:bCs/>
+          <w:color w:val="1A202C"/>
+          <w:sz w:val="26"/>
+          <w:szCs w:val="26"/>
+        </w:rPr>
+        <w:t xml:space="preserve">Seeing a real result</w:t>
+      </w:r>
+    </w:p>
+    <w:p>
+      <w:pPr>
+        <w:spacing w:after="160" w:line="288"/>
+      </w:pPr>
+      <w:r>
+        <w:t xml:space="preserve">Walking through the app needs nothing from us — no code, no account, no network.</w:t>
+      </w:r>
+    </w:p>
+    <w:p>
+      <w:pPr>
+        <w:spacing w:after="160" w:line="288"/>
+      </w:pPr>
+      <w:r>
+        <w:t xml:space="preserve">To see the engine actually working, </w:t>
+      </w:r>
+      <w:r>
+        <w:rPr>
+          <w:b/>
+          <w:bCs/>
+        </w:rPr>
+        <w:t xml:space="preserve">just ask</w:t>
+      </w:r>
+      <w:r>
+        <w:t xml:space="preserve">. We send you an </w:t>
+      </w:r>
+      <w:r>
+        <w:rPr>
+          <w:b/>
+          <w:bCs/>
+        </w:rPr>
+        <w:t xml:space="preserve">invite code</w:t>
+      </w:r>
+      <w:r>
+        <w:t xml:space="preserve"> and switch the service on at an agreed time.</w:t>
+      </w:r>
+    </w:p>
+    <w:p>
+      <w:pPr>
+        <w:pStyle w:val="Heading2"/>
+        <w:spacing w:after="140" w:before="360"/>
+      </w:pPr>
+      <w:r>
+        <w:rPr>
+          <w:b/>
+          <w:bCs/>
+          <w:color w:val="1A202C"/>
+          <w:sz w:val="26"/>
+          <w:szCs w:val="26"/>
+        </w:rPr>
+        <w:t xml:space="preserve">Why there are so many steps</w:t>
+      </w:r>
+    </w:p>
+    <w:p>
+      <w:pPr>
+        <w:spacing w:after="160" w:line="288"/>
+      </w:pPr>
+      <w:r>
+        <w:t xml:space="preserve">Our apologies. The platform handles clinical data, and EU healthcare data protection — </w:t>
+      </w:r>
+      <w:r>
+        <w:rPr>
+          <w:b/>
+          <w:bCs/>
+        </w:rPr>
+        <w:t xml:space="preserve">GDPR</w:t>
+      </w:r>
+      <w:r>
+        <w:t xml:space="preserve"> above all — governs who may be given access and how that is recorded. Apple’s review rules add a further layer for the iPhone. None of it is caution for its own sake.</w:t>
+      </w:r>
+    </w:p>
+    <w:p>
+      <w:pPr>
+        <w:spacing w:before="300"/>
+      </w:pPr>
+      <w:r>
+        <w:t xml:space="preserve">Contact: </w:t>
+      </w:r>
+      <w:r>
+        <w:rPr>
+          <w:b/>
+          <w:bCs/>
+        </w:rPr>
+        <w:t xml:space="preserve">info@acragent.com</w:t>
+      </w:r>
+    </w:p>
     <w:sectPr>
       <w:pgSz w:w="11906" w:h="16838" w:orient="portrait"/>
       <w:pgMar w:top="1134" w:right="1134" w:bottom="1134" w:left="1134" w:header="708" w:footer="708" w:gutter="0"/>
@@ -1105,6 +1498,30 @@
       <w:start w:val="1"/>
       <w:numFmt w:val="decimal"/>
       <w:lvlText w:val="%1."/>
+      <w:lvlJc w:val="left"/>
+      <w:pPr>
+        <w:ind w:left="504" w:hanging="316"/>
+      </w:pPr>
+    </w:lvl>
+  </w:abstractNum>
+  <w:abstractNum w:abstractNumId="3" w15:restartNumberingAfterBreak="0">
+    <w:multiLevelType w:val="hybridMultilevel"/>
+    <w:lvl w:ilvl="0" w:tentative="1">
+      <w:start w:val="1"/>
+      <w:numFmt w:val="decimal"/>
+      <w:lvlText w:val="%1."/>
+      <w:lvlJc w:val="left"/>
+      <w:pPr>
+        <w:ind w:left="504" w:hanging="316"/>
+      </w:pPr>
+    </w:lvl>
+  </w:abstractNum>
+  <w:abstractNum w:abstractNumId="4" w15:restartNumberingAfterBreak="0">
+    <w:multiLevelType w:val="hybridMultilevel"/>
+    <w:lvl w:ilvl="0" w:tentative="1">
+      <w:start w:val="1"/>
+      <w:numFmt w:val="bullet"/>
+      <w:lvlText w:val="•"/>
       <w:lvlJc w:val="left"/>
       <w:pPr>
         <w:ind w:left="504" w:hanging="316"/>
@@ -1142,6 +1559,21 @@
   <w:style w:type="paragraph" w:styleId="Normal" w:default="1">
     <w:name w:val="Normal"/>
     <w:qFormat/>
+  </w:style>
+  <w:style w:type="table" w:styleId="TableNormal" w:default="true">
+    <w:name w:val="Normal Table"/>
+    <w:uiPriority w:val="99"/>
+    <w:semiHidden/>
+    <w:unhideWhenUsed/>
+    <w:tblPr>
+      <w:tblInd w:type="dxa" w:w="0"/>
+      <w:tblCellMar>
+        <w:top w:type="dxa" w:w="0"/>
+        <w:left w:type="dxa" w:w="108"/>
+        <w:bottom w:type="dxa" w:w="0"/>
+        <w:right w:type="dxa" w:w="108"/>
+      </w:tblCellMar>
+    </w:tblPr>
   </w:style>
   <w:style w:type="paragraph" w:styleId="Title">
     <w:name w:val="Title"/>
